--- a/1/Отчёт.docx
+++ b/1/Отчёт.docx
@@ -239,11 +239,9 @@
       <w:pPr>
         <w:ind w:left="6480" w:firstLine="0"/>
       </w:pPr>
-      <w:proofErr w:type="spellStart"/>
       <w:r>
         <w:t>Преподователь</w:t>
       </w:r>
-      <w:proofErr w:type="spellEnd"/>
       <w:r>
         <w:t>:</w:t>
       </w:r>
@@ -252,13 +250,8 @@
       <w:pPr>
         <w:ind w:left="6480" w:firstLine="0"/>
       </w:pPr>
-      <w:proofErr w:type="spellStart"/>
-      <w:r>
-        <w:t>Болтак</w:t>
-      </w:r>
-      <w:proofErr w:type="spellEnd"/>
-      <w:r>
-        <w:t xml:space="preserve"> С.В.</w:t>
+      <w:r>
+        <w:t>Болтак С.В.</w:t>
       </w:r>
     </w:p>
     <w:p/>
@@ -594,15 +587,7 @@
         <w:t xml:space="preserve">- </w:t>
       </w:r>
       <w:r>
-        <w:t>«</w:t>
-      </w:r>
-      <w:proofErr w:type="spellStart"/>
-      <w:r>
-        <w:t>столбцовый</w:t>
-      </w:r>
-      <w:proofErr w:type="spellEnd"/>
-      <w:r>
-        <w:t xml:space="preserve"> метод» улучшенный, текст на английском языке;</w:t>
+        <w:t>«столбцовый метод» улучшенный, текст на английском языке;</w:t>
       </w:r>
     </w:p>
     <w:p>
@@ -610,15 +595,7 @@
         <w:t xml:space="preserve">- </w:t>
       </w:r>
       <w:r>
-        <w:t xml:space="preserve">алгоритм </w:t>
-      </w:r>
-      <w:proofErr w:type="spellStart"/>
-      <w:r>
-        <w:t>Виженера</w:t>
-      </w:r>
-      <w:proofErr w:type="spellEnd"/>
-      <w:r>
-        <w:t>, самогенерирующийся ключ, текст на русском языке.</w:t>
+        <w:t>алгоритм Виженера, самогенерирующийся ключ, текст на русском языке.</w:t>
       </w:r>
     </w:p>
     <w:p>
@@ -657,15 +634,7 @@
         </w:rPr>
       </w:pPr>
       <w:r>
-        <w:t xml:space="preserve">2.1 </w:t>
-      </w:r>
-      <w:proofErr w:type="spellStart"/>
-      <w:r>
-        <w:t>Столбцовый</w:t>
-      </w:r>
-      <w:proofErr w:type="spellEnd"/>
-      <w:r>
-        <w:t xml:space="preserve"> метод</w:t>
+        <w:t>2.1 Столбцовый метод</w:t>
       </w:r>
       <w:r>
         <w:t xml:space="preserve"> Улучшенный </w:t>
@@ -1723,15 +1692,7 @@
       </w:pPr>
       <w:r>
         <w:lastRenderedPageBreak/>
-        <w:t xml:space="preserve">Получаем следующий </w:t>
-      </w:r>
-      <w:proofErr w:type="spellStart"/>
-      <w:r>
-        <w:t>шифротекст</w:t>
-      </w:r>
-      <w:proofErr w:type="spellEnd"/>
-      <w:r>
-        <w:t xml:space="preserve"> </w:t>
+        <w:t xml:space="preserve">Получаем следующий шифротекст </w:t>
       </w:r>
       <w:r>
         <w:rPr>
@@ -2309,15 +2270,7 @@
         <w:ind w:firstLine="0"/>
       </w:pPr>
       <w:r>
-        <w:t xml:space="preserve">Получаем следующий </w:t>
-      </w:r>
-      <w:proofErr w:type="spellStart"/>
-      <w:r>
-        <w:t>шифротекст</w:t>
-      </w:r>
-      <w:proofErr w:type="spellEnd"/>
-      <w:r>
-        <w:t xml:space="preserve"> </w:t>
+        <w:t xml:space="preserve">Получаем следующий шифротекст </w:t>
       </w:r>
       <w:r>
         <w:rPr>
@@ -3028,15 +2981,7 @@
         <w:ind w:firstLine="0"/>
       </w:pPr>
       <w:r>
-        <w:t xml:space="preserve">Получаем следующий </w:t>
-      </w:r>
-      <w:proofErr w:type="spellStart"/>
-      <w:r>
-        <w:t>шифротекст</w:t>
-      </w:r>
-      <w:proofErr w:type="spellEnd"/>
-      <w:r>
-        <w:t xml:space="preserve"> </w:t>
+        <w:t xml:space="preserve">Получаем следующий шифротекст </w:t>
       </w:r>
       <w:r>
         <w:rPr>
@@ -3112,15 +3057,7 @@
         <w:ind w:firstLine="0"/>
       </w:pPr>
       <w:r>
-        <w:t xml:space="preserve">Получаем следующий </w:t>
-      </w:r>
-      <w:proofErr w:type="spellStart"/>
-      <w:r>
-        <w:t>шифротекст</w:t>
-      </w:r>
-      <w:proofErr w:type="spellEnd"/>
-      <w:r>
-        <w:t xml:space="preserve"> </w:t>
+        <w:t xml:space="preserve">Получаем следующий шифротекст </w:t>
       </w:r>
       <w:r>
         <w:rPr>
@@ -3206,13 +3143,8 @@
         <w:t>2</w:t>
       </w:r>
       <w:r>
-        <w:t xml:space="preserve"> Алгоритм </w:t>
-      </w:r>
-      <w:proofErr w:type="spellStart"/>
-      <w:r>
-        <w:t>Виженера</w:t>
-      </w:r>
-      <w:proofErr w:type="spellEnd"/>
+        <w:t xml:space="preserve"> Алгоритм Виженера</w:t>
+      </w:r>
       <w:r>
         <w:t xml:space="preserve"> (самогенерирующийся ключ)</w:t>
       </w:r>
@@ -3223,7 +3155,7 @@
           <w:noProof/>
         </w:rPr>
         <w:drawing>
-          <wp:anchor distT="0" distB="0" distL="114300" distR="114300" simplePos="0" relativeHeight="251679744" behindDoc="0" locked="0" layoutInCell="1" allowOverlap="1" wp14:anchorId="7AE18122" wp14:editId="7D1D4A46">
+          <wp:anchor distT="0" distB="0" distL="114300" distR="114300" simplePos="0" relativeHeight="251679744" behindDoc="0" locked="0" layoutInCell="1" allowOverlap="1" wp14:anchorId="7AE18122" wp14:editId="7DB83CF1">
             <wp:simplePos x="0" y="0"/>
             <wp:positionH relativeFrom="column">
               <wp:posOffset>522899</wp:posOffset>
@@ -3978,15 +3910,7 @@
         <w:ind w:firstLine="0"/>
       </w:pPr>
       <w:r>
-        <w:t xml:space="preserve">Получаем следующий </w:t>
-      </w:r>
-      <w:proofErr w:type="spellStart"/>
-      <w:r>
-        <w:t>шифротекст</w:t>
-      </w:r>
-      <w:proofErr w:type="spellEnd"/>
-      <w:r>
-        <w:t xml:space="preserve"> </w:t>
+        <w:t xml:space="preserve">Получаем следующий шифротекст </w:t>
       </w:r>
       <w:r>
         <w:rPr>
@@ -4414,15 +4338,7 @@
     <w:p/>
     <w:p>
       <w:r>
-        <w:t xml:space="preserve">Получаем следующий </w:t>
-      </w:r>
-      <w:proofErr w:type="spellStart"/>
-      <w:r>
-        <w:t>шифротекст</w:t>
-      </w:r>
-      <w:proofErr w:type="spellEnd"/>
-      <w:r>
-        <w:t xml:space="preserve"> </w:t>
+        <w:t xml:space="preserve">Получаем следующий шифротекст </w:t>
       </w:r>
       <w:r>
         <w:rPr>
@@ -4446,7 +4362,7 @@
           <w:noProof/>
         </w:rPr>
         <w:drawing>
-          <wp:inline distT="0" distB="0" distL="0" distR="0" wp14:anchorId="081EBD88" wp14:editId="6B388D94">
+          <wp:inline distT="0" distB="0" distL="0" distR="0" wp14:anchorId="081EBD88" wp14:editId="6CB1F2E2">
             <wp:extent cx="4160252" cy="3108960"/>
             <wp:effectExtent l="0" t="0" r="0" b="0"/>
             <wp:docPr id="550446330" name="Рисунок 1"/>
@@ -4482,18 +4398,249 @@
         </w:drawing>
       </w:r>
     </w:p>
+    <w:tbl>
+      <w:tblPr>
+        <w:tblStyle w:val="a9"/>
+        <w:tblW w:w="0" w:type="auto"/>
+        <w:tblInd w:w="943" w:type="dxa"/>
+        <w:tblLook w:val="04A0" w:firstRow="1" w:lastRow="0" w:firstColumn="1" w:lastColumn="0" w:noHBand="0" w:noVBand="1"/>
+      </w:tblPr>
+      <w:tblGrid>
+        <w:gridCol w:w="465"/>
+        <w:gridCol w:w="454"/>
+        <w:gridCol w:w="454"/>
+        <w:gridCol w:w="454"/>
+        <w:gridCol w:w="454"/>
+        <w:gridCol w:w="454"/>
+        <w:gridCol w:w="454"/>
+        <w:gridCol w:w="454"/>
+      </w:tblGrid>
+      <w:tr>
+        <w:tc>
+          <w:tcPr>
+            <w:tcW w:w="465" w:type="dxa"/>
+          </w:tcPr>
+          <w:p>
+            <w:pPr>
+              <w:ind w:firstLine="0"/>
+              <w:jc w:val="center"/>
+            </w:pPr>
+            <w:r>
+              <w:t>Б</w:t>
+            </w:r>
+          </w:p>
+        </w:tc>
+        <w:tc>
+          <w:tcPr>
+            <w:tcW w:w="454" w:type="dxa"/>
+          </w:tcPr>
+          <w:p>
+            <w:pPr>
+              <w:ind w:firstLine="0"/>
+              <w:jc w:val="center"/>
+            </w:pPr>
+            <w:r>
+              <w:t>а</w:t>
+            </w:r>
+          </w:p>
+        </w:tc>
+        <w:tc>
+          <w:tcPr>
+            <w:tcW w:w="454" w:type="dxa"/>
+          </w:tcPr>
+          <w:p>
+            <w:pPr>
+              <w:ind w:firstLine="0"/>
+              <w:jc w:val="center"/>
+            </w:pPr>
+            <w:r>
+              <w:t>б</w:t>
+            </w:r>
+          </w:p>
+        </w:tc>
+        <w:tc>
+          <w:tcPr>
+            <w:tcW w:w="454" w:type="dxa"/>
+          </w:tcPr>
+          <w:p>
+            <w:pPr>
+              <w:ind w:firstLine="0"/>
+              <w:jc w:val="center"/>
+            </w:pPr>
+            <w:r>
+              <w:t>а</w:t>
+            </w:r>
+          </w:p>
+        </w:tc>
+        <w:tc>
+          <w:tcPr>
+            <w:tcW w:w="454" w:type="dxa"/>
+          </w:tcPr>
+          <w:p>
+            <w:pPr>
+              <w:ind w:firstLine="0"/>
+              <w:jc w:val="center"/>
+            </w:pPr>
+          </w:p>
+        </w:tc>
+        <w:tc>
+          <w:tcPr>
+            <w:tcW w:w="454" w:type="dxa"/>
+          </w:tcPr>
+          <w:p>
+            <w:pPr>
+              <w:ind w:firstLine="0"/>
+              <w:jc w:val="center"/>
+            </w:pPr>
+            <w:r>
+              <w:t>Я</w:t>
+            </w:r>
+          </w:p>
+        </w:tc>
+        <w:tc>
+          <w:tcPr>
+            <w:tcW w:w="454" w:type="dxa"/>
+          </w:tcPr>
+          <w:p>
+            <w:pPr>
+              <w:ind w:firstLine="0"/>
+              <w:jc w:val="center"/>
+            </w:pPr>
+            <w:r>
+              <w:t>г</w:t>
+            </w:r>
+          </w:p>
+        </w:tc>
+        <w:tc>
+          <w:tcPr>
+            <w:tcW w:w="454" w:type="dxa"/>
+          </w:tcPr>
+          <w:p>
+            <w:pPr>
+              <w:ind w:firstLine="0"/>
+              <w:jc w:val="center"/>
+            </w:pPr>
+            <w:r>
+              <w:t>а</w:t>
+            </w:r>
+          </w:p>
+        </w:tc>
+      </w:tr>
+      <w:tr>
+        <w:tc>
+          <w:tcPr>
+            <w:tcW w:w="465" w:type="dxa"/>
+          </w:tcPr>
+          <w:p>
+            <w:pPr>
+              <w:ind w:firstLine="0"/>
+              <w:jc w:val="center"/>
+            </w:pPr>
+            <w:r>
+              <w:t>Х</w:t>
+            </w:r>
+          </w:p>
+        </w:tc>
+        <w:tc>
+          <w:tcPr>
+            <w:tcW w:w="454" w:type="dxa"/>
+          </w:tcPr>
+          <w:p>
+            <w:pPr>
+              <w:ind w:firstLine="0"/>
+              <w:jc w:val="center"/>
+            </w:pPr>
+            <w:r>
+              <w:t>Б</w:t>
+            </w:r>
+          </w:p>
+        </w:tc>
+        <w:tc>
+          <w:tcPr>
+            <w:tcW w:w="454" w:type="dxa"/>
+          </w:tcPr>
+          <w:p>
+            <w:pPr>
+              <w:ind w:firstLine="0"/>
+              <w:jc w:val="center"/>
+            </w:pPr>
+            <w:r>
+              <w:t>Б</w:t>
+            </w:r>
+          </w:p>
+        </w:tc>
+        <w:tc>
+          <w:tcPr>
+            <w:tcW w:w="454" w:type="dxa"/>
+          </w:tcPr>
+          <w:p>
+            <w:pPr>
+              <w:ind w:firstLine="0"/>
+              <w:jc w:val="center"/>
+            </w:pPr>
+            <w:r>
+              <w:t>Б</w:t>
+            </w:r>
+          </w:p>
+        </w:tc>
+        <w:tc>
+          <w:tcPr>
+            <w:tcW w:w="454" w:type="dxa"/>
+          </w:tcPr>
+          <w:p>
+            <w:pPr>
+              <w:ind w:firstLine="0"/>
+              <w:jc w:val="center"/>
+            </w:pPr>
+          </w:p>
+        </w:tc>
+        <w:tc>
+          <w:tcPr>
+            <w:tcW w:w="454" w:type="dxa"/>
+          </w:tcPr>
+          <w:p>
+            <w:pPr>
+              <w:ind w:firstLine="0"/>
+              <w:jc w:val="center"/>
+            </w:pPr>
+            <w:r>
+              <w:t>Я</w:t>
+            </w:r>
+          </w:p>
+        </w:tc>
+        <w:tc>
+          <w:tcPr>
+            <w:tcW w:w="454" w:type="dxa"/>
+          </w:tcPr>
+          <w:p>
+            <w:pPr>
+              <w:ind w:firstLine="0"/>
+              <w:jc w:val="center"/>
+            </w:pPr>
+            <w:r>
+              <w:t>в</w:t>
+            </w:r>
+          </w:p>
+        </w:tc>
+        <w:tc>
+          <w:tcPr>
+            <w:tcW w:w="454" w:type="dxa"/>
+          </w:tcPr>
+          <w:p>
+            <w:pPr>
+              <w:ind w:firstLine="0"/>
+            </w:pPr>
+            <w:r>
+              <w:t>г</w:t>
+            </w:r>
+          </w:p>
+        </w:tc>
+      </w:tr>
+    </w:tbl>
     <w:p/>
     <w:p>
       <w:r>
-        <w:t xml:space="preserve">Получаем следующий </w:t>
-      </w:r>
-      <w:proofErr w:type="spellStart"/>
-      <w:r>
-        <w:t>шифротекст</w:t>
-      </w:r>
-      <w:proofErr w:type="spellEnd"/>
-      <w:r>
-        <w:t xml:space="preserve"> </w:t>
+        <w:t xml:space="preserve">Получаем следующий шифротекст </w:t>
       </w:r>
       <w:r>
         <w:rPr>
@@ -4511,6 +4658,242 @@
         <w:t xml:space="preserve"> ”</w:t>
       </w:r>
     </w:p>
+    <w:p/>
+    <w:p>
+      <w:r>
+        <w:lastRenderedPageBreak/>
+        <w:drawing>
+          <wp:inline distT="0" distB="0" distL="0" distR="0" wp14:anchorId="0B1A9C60" wp14:editId="6A9B8887">
+            <wp:extent cx="4040410" cy="3009900"/>
+            <wp:effectExtent l="0" t="0" r="0" b="0"/>
+            <wp:docPr id="159947118" name="Рисунок 1"/>
+            <wp:cNvGraphicFramePr>
+              <a:graphicFrameLocks xmlns:a="http://schemas.openxmlformats.org/drawingml/2006/main" noChangeAspect="1"/>
+            </wp:cNvGraphicFramePr>
+            <a:graphic xmlns:a="http://schemas.openxmlformats.org/drawingml/2006/main">
+              <a:graphicData uri="http://schemas.openxmlformats.org/drawingml/2006/picture">
+                <pic:pic xmlns:pic="http://schemas.openxmlformats.org/drawingml/2006/picture">
+                  <pic:nvPicPr>
+                    <pic:cNvPr id="159947118" name=""/>
+                    <pic:cNvPicPr/>
+                  </pic:nvPicPr>
+                  <pic:blipFill>
+                    <a:blip r:embed="rId19"/>
+                    <a:stretch>
+                      <a:fillRect/>
+                    </a:stretch>
+                  </pic:blipFill>
+                  <pic:spPr>
+                    <a:xfrm>
+                      <a:off x="0" y="0"/>
+                      <a:ext cx="4043004" cy="3011833"/>
+                    </a:xfrm>
+                    <a:prstGeom prst="rect">
+                      <a:avLst/>
+                    </a:prstGeom>
+                  </pic:spPr>
+                </pic:pic>
+              </a:graphicData>
+            </a:graphic>
+          </wp:inline>
+        </w:drawing>
+      </w:r>
+    </w:p>
+    <w:tbl>
+      <w:tblPr>
+        <w:tblStyle w:val="a9"/>
+        <w:tblW w:w="0" w:type="auto"/>
+        <w:tblInd w:w="943" w:type="dxa"/>
+        <w:tblLook w:val="04A0" w:firstRow="1" w:lastRow="0" w:firstColumn="1" w:lastColumn="0" w:noHBand="0" w:noVBand="1"/>
+      </w:tblPr>
+      <w:tblGrid>
+        <w:gridCol w:w="731"/>
+        <w:gridCol w:w="714"/>
+        <w:gridCol w:w="714"/>
+        <w:gridCol w:w="714"/>
+        <w:gridCol w:w="714"/>
+        <w:gridCol w:w="714"/>
+      </w:tblGrid>
+      <w:tr>
+        <w:trPr>
+          <w:trHeight w:val="443"/>
+        </w:trPr>
+        <w:tc>
+          <w:tcPr>
+            <w:tcW w:w="731" w:type="dxa"/>
+          </w:tcPr>
+          <w:p>
+            <w:pPr>
+              <w:ind w:firstLine="0"/>
+              <w:jc w:val="center"/>
+            </w:pPr>
+            <w:r>
+              <w:t>Д</w:t>
+            </w:r>
+          </w:p>
+        </w:tc>
+        <w:tc>
+          <w:tcPr>
+            <w:tcW w:w="714" w:type="dxa"/>
+          </w:tcPr>
+          <w:p>
+            <w:pPr>
+              <w:ind w:firstLine="0"/>
+              <w:jc w:val="center"/>
+            </w:pPr>
+            <w:r>
+              <w:t>е</w:t>
+            </w:r>
+          </w:p>
+        </w:tc>
+        <w:tc>
+          <w:tcPr>
+            <w:tcW w:w="714" w:type="dxa"/>
+          </w:tcPr>
+          <w:p>
+            <w:pPr>
+              <w:ind w:firstLine="0"/>
+              <w:jc w:val="center"/>
+            </w:pPr>
+            <w:r>
+              <w:t>н</w:t>
+            </w:r>
+          </w:p>
+        </w:tc>
+        <w:tc>
+          <w:tcPr>
+            <w:tcW w:w="714" w:type="dxa"/>
+          </w:tcPr>
+          <w:p>
+            <w:pPr>
+              <w:ind w:firstLine="0"/>
+              <w:jc w:val="center"/>
+            </w:pPr>
+            <w:r>
+              <w:t>Ё</w:t>
+            </w:r>
+          </w:p>
+        </w:tc>
+        <w:tc>
+          <w:tcPr>
+            <w:tcW w:w="714" w:type="dxa"/>
+          </w:tcPr>
+          <w:p>
+            <w:pPr>
+              <w:ind w:firstLine="0"/>
+              <w:jc w:val="center"/>
+            </w:pPr>
+            <w:r>
+              <w:t>4</w:t>
+            </w:r>
+          </w:p>
+        </w:tc>
+        <w:tc>
+          <w:tcPr>
+            <w:tcW w:w="714" w:type="dxa"/>
+          </w:tcPr>
+          <w:p>
+            <w:pPr>
+              <w:ind w:firstLine="0"/>
+              <w:jc w:val="center"/>
+            </w:pPr>
+            <w:r>
+              <w:t>к</w:t>
+            </w:r>
+          </w:p>
+        </w:tc>
+      </w:tr>
+      <w:tr>
+        <w:trPr>
+          <w:trHeight w:val="443"/>
+        </w:trPr>
+        <w:tc>
+          <w:tcPr>
+            <w:tcW w:w="731" w:type="dxa"/>
+          </w:tcPr>
+          <w:p>
+            <w:pPr>
+              <w:ind w:firstLine="0"/>
+              <w:jc w:val="center"/>
+            </w:pPr>
+            <w:r>
+              <w:t>Ч</w:t>
+            </w:r>
+          </w:p>
+        </w:tc>
+        <w:tc>
+          <w:tcPr>
+            <w:tcW w:w="714" w:type="dxa"/>
+          </w:tcPr>
+          <w:p>
+            <w:pPr>
+              <w:ind w:firstLine="0"/>
+              <w:jc w:val="center"/>
+            </w:pPr>
+            <w:r>
+              <w:t>Р</w:t>
+            </w:r>
+          </w:p>
+        </w:tc>
+        <w:tc>
+          <w:tcPr>
+            <w:tcW w:w="714" w:type="dxa"/>
+          </w:tcPr>
+          <w:p>
+            <w:pPr>
+              <w:ind w:firstLine="0"/>
+              <w:jc w:val="center"/>
+            </w:pPr>
+            <w:r>
+              <w:t>И</w:t>
+            </w:r>
+          </w:p>
+        </w:tc>
+        <w:tc>
+          <w:tcPr>
+            <w:tcW w:w="714" w:type="dxa"/>
+          </w:tcPr>
+          <w:p>
+            <w:pPr>
+              <w:ind w:firstLine="0"/>
+              <w:jc w:val="center"/>
+            </w:pPr>
+            <w:r>
+              <w:t>Ж</w:t>
+            </w:r>
+          </w:p>
+        </w:tc>
+        <w:tc>
+          <w:tcPr>
+            <w:tcW w:w="714" w:type="dxa"/>
+          </w:tcPr>
+          <w:p>
+            <w:pPr>
+              <w:ind w:firstLine="0"/>
+              <w:jc w:val="center"/>
+            </w:pPr>
+            <w:r>
+              <w:t>4</w:t>
+            </w:r>
+          </w:p>
+        </w:tc>
+        <w:tc>
+          <w:tcPr>
+            <w:tcW w:w="714" w:type="dxa"/>
+          </w:tcPr>
+          <w:p>
+            <w:pPr>
+              <w:ind w:firstLine="0"/>
+              <w:jc w:val="center"/>
+            </w:pPr>
+            <w:r>
+              <w:t>Щ</w:t>
+            </w:r>
+          </w:p>
+        </w:tc>
+      </w:tr>
+    </w:tbl>
+    <w:p/>
     <w:p>
       <w:pPr>
         <w:pStyle w:val="2"/>
@@ -4532,22 +4915,46 @@
       </w:r>
       <w:bookmarkEnd w:id="2"/>
     </w:p>
-    <w:p>
+    <w:p/>
+    <w:p>
+      <w:pPr>
+        <w:ind w:firstLine="0"/>
+      </w:pPr>
+    </w:p>
+    <w:p>
+      <w:pPr>
+        <w:ind w:firstLine="0"/>
+      </w:pPr>
+    </w:p>
+    <w:p>
+      <w:pPr>
+        <w:ind w:firstLine="0"/>
+      </w:pPr>
+    </w:p>
+    <w:p>
+      <w:pPr>
+        <w:ind w:firstLine="0"/>
+      </w:pPr>
+    </w:p>
+    <w:p>
+      <w:pPr>
+        <w:ind w:firstLine="0"/>
+      </w:pPr>
       <w:r>
         <w:rPr>
           <w:noProof/>
         </w:rPr>
         <w:drawing>
-          <wp:anchor distT="0" distB="0" distL="114300" distR="114300" simplePos="0" relativeHeight="251680768" behindDoc="1" locked="0" layoutInCell="1" allowOverlap="1" wp14:anchorId="12D4ACCE" wp14:editId="7EE9147A">
+          <wp:anchor distT="0" distB="0" distL="114300" distR="114300" simplePos="0" relativeHeight="251680768" behindDoc="1" locked="0" layoutInCell="1" allowOverlap="1" wp14:anchorId="12D4ACCE" wp14:editId="359F8794">
             <wp:simplePos x="0" y="0"/>
             <wp:positionH relativeFrom="column">
-              <wp:posOffset>-755811</wp:posOffset>
+              <wp:posOffset>605790</wp:posOffset>
             </wp:positionH>
             <wp:positionV relativeFrom="paragraph">
-              <wp:posOffset>208470</wp:posOffset>
+              <wp:posOffset>-415290</wp:posOffset>
             </wp:positionV>
-            <wp:extent cx="3360346" cy="2497540"/>
-            <wp:effectExtent l="0" t="0" r="0" b="0"/>
+            <wp:extent cx="4143375" cy="3079518"/>
+            <wp:effectExtent l="0" t="0" r="0" b="6985"/>
             <wp:wrapNone/>
             <wp:docPr id="1302172564" name="Рисунок 1"/>
             <wp:cNvGraphicFramePr>
@@ -4558,66 +4965,6 @@
                 <pic:pic xmlns:pic="http://schemas.openxmlformats.org/drawingml/2006/picture">
                   <pic:nvPicPr>
                     <pic:cNvPr id="1302172564" name=""/>
-                    <pic:cNvPicPr/>
-                  </pic:nvPicPr>
-                  <pic:blipFill>
-                    <a:blip r:embed="rId19">
-                      <a:extLst>
-                        <a:ext uri="{28A0092B-C50C-407E-A947-70E740481C1C}">
-                          <a14:useLocalDpi xmlns:a14="http://schemas.microsoft.com/office/drawing/2010/main" val="0"/>
-                        </a:ext>
-                      </a:extLst>
-                    </a:blip>
-                    <a:stretch>
-                      <a:fillRect/>
-                    </a:stretch>
-                  </pic:blipFill>
-                  <pic:spPr>
-                    <a:xfrm>
-                      <a:off x="0" y="0"/>
-                      <a:ext cx="3360346" cy="2497540"/>
-                    </a:xfrm>
-                    <a:prstGeom prst="rect">
-                      <a:avLst/>
-                    </a:prstGeom>
-                  </pic:spPr>
-                </pic:pic>
-              </a:graphicData>
-            </a:graphic>
-            <wp14:sizeRelH relativeFrom="margin">
-              <wp14:pctWidth>0</wp14:pctWidth>
-            </wp14:sizeRelH>
-            <wp14:sizeRelV relativeFrom="margin">
-              <wp14:pctHeight>0</wp14:pctHeight>
-            </wp14:sizeRelV>
-          </wp:anchor>
-        </w:drawing>
-      </w:r>
-      <w:r>
-        <w:rPr>
-          <w:noProof/>
-        </w:rPr>
-        <w:drawing>
-          <wp:anchor distT="0" distB="0" distL="114300" distR="114300" simplePos="0" relativeHeight="251681792" behindDoc="1" locked="0" layoutInCell="1" allowOverlap="1" wp14:anchorId="170F9ACB" wp14:editId="3E8966C6">
-            <wp:simplePos x="0" y="0"/>
-            <wp:positionH relativeFrom="column">
-              <wp:posOffset>2713877</wp:posOffset>
-            </wp:positionH>
-            <wp:positionV relativeFrom="paragraph">
-              <wp:posOffset>187363</wp:posOffset>
-            </wp:positionV>
-            <wp:extent cx="3378658" cy="2518012"/>
-            <wp:effectExtent l="0" t="0" r="0" b="0"/>
-            <wp:wrapNone/>
-            <wp:docPr id="1162043923" name="Рисунок 1"/>
-            <wp:cNvGraphicFramePr>
-              <a:graphicFrameLocks xmlns:a="http://schemas.openxmlformats.org/drawingml/2006/main" noChangeAspect="1"/>
-            </wp:cNvGraphicFramePr>
-            <a:graphic xmlns:a="http://schemas.openxmlformats.org/drawingml/2006/main">
-              <a:graphicData uri="http://schemas.openxmlformats.org/drawingml/2006/picture">
-                <pic:pic xmlns:pic="http://schemas.openxmlformats.org/drawingml/2006/picture">
-                  <pic:nvPicPr>
-                    <pic:cNvPr id="1162043923" name=""/>
                     <pic:cNvPicPr/>
                   </pic:nvPicPr>
                   <pic:blipFill>
@@ -4635,7 +4982,7 @@
                   <pic:spPr>
                     <a:xfrm>
                       <a:off x="0" y="0"/>
-                      <a:ext cx="3378658" cy="2518012"/>
+                      <a:ext cx="4148868" cy="3083601"/>
                     </a:xfrm>
                     <a:prstGeom prst="rect">
                       <a:avLst/>
@@ -4644,6 +4991,12 @@
                 </pic:pic>
               </a:graphicData>
             </a:graphic>
+            <wp14:sizeRelH relativeFrom="margin">
+              <wp14:pctWidth>0</wp14:pctWidth>
+            </wp14:sizeRelH>
+            <wp14:sizeRelV relativeFrom="margin">
+              <wp14:pctHeight>0</wp14:pctHeight>
+            </wp14:sizeRelV>
           </wp:anchor>
         </w:drawing>
       </w:r>
@@ -4652,9 +5005,69 @@
       <w:pPr>
         <w:ind w:firstLine="0"/>
       </w:pPr>
+      <w:r>
+        <w:rPr>
+          <w:noProof/>
+        </w:rPr>
+        <w:drawing>
+          <wp:anchor distT="0" distB="0" distL="114300" distR="114300" simplePos="0" relativeHeight="251681792" behindDoc="1" locked="0" layoutInCell="1" allowOverlap="1" wp14:anchorId="170F9ACB" wp14:editId="210942CC">
+            <wp:simplePos x="0" y="0"/>
+            <wp:positionH relativeFrom="column">
+              <wp:posOffset>662939</wp:posOffset>
+            </wp:positionH>
+            <wp:positionV relativeFrom="paragraph">
+              <wp:posOffset>2974340</wp:posOffset>
+            </wp:positionV>
+            <wp:extent cx="4124325" cy="3073736"/>
+            <wp:effectExtent l="0" t="0" r="0" b="0"/>
+            <wp:wrapNone/>
+            <wp:docPr id="1162043923" name="Рисунок 1"/>
+            <wp:cNvGraphicFramePr>
+              <a:graphicFrameLocks xmlns:a="http://schemas.openxmlformats.org/drawingml/2006/main" noChangeAspect="1"/>
+            </wp:cNvGraphicFramePr>
+            <a:graphic xmlns:a="http://schemas.openxmlformats.org/drawingml/2006/main">
+              <a:graphicData uri="http://schemas.openxmlformats.org/drawingml/2006/picture">
+                <pic:pic xmlns:pic="http://schemas.openxmlformats.org/drawingml/2006/picture">
+                  <pic:nvPicPr>
+                    <pic:cNvPr id="1162043923" name=""/>
+                    <pic:cNvPicPr/>
+                  </pic:nvPicPr>
+                  <pic:blipFill>
+                    <a:blip r:embed="rId21">
+                      <a:extLst>
+                        <a:ext uri="{28A0092B-C50C-407E-A947-70E740481C1C}">
+                          <a14:useLocalDpi xmlns:a14="http://schemas.microsoft.com/office/drawing/2010/main" val="0"/>
+                        </a:ext>
+                      </a:extLst>
+                    </a:blip>
+                    <a:stretch>
+                      <a:fillRect/>
+                    </a:stretch>
+                  </pic:blipFill>
+                  <pic:spPr>
+                    <a:xfrm>
+                      <a:off x="0" y="0"/>
+                      <a:ext cx="4126828" cy="3075601"/>
+                    </a:xfrm>
+                    <a:prstGeom prst="rect">
+                      <a:avLst/>
+                    </a:prstGeom>
+                  </pic:spPr>
+                </pic:pic>
+              </a:graphicData>
+            </a:graphic>
+            <wp14:sizeRelH relativeFrom="margin">
+              <wp14:pctWidth>0</wp14:pctWidth>
+            </wp14:sizeRelH>
+            <wp14:sizeRelV relativeFrom="margin">
+              <wp14:pctHeight>0</wp14:pctHeight>
+            </wp14:sizeRelV>
+          </wp:anchor>
+        </w:drawing>
+      </w:r>
     </w:p>
     <w:sectPr>
-      <w:footerReference w:type="default" r:id="rId21"/>
+      <w:footerReference w:type="default" r:id="rId22"/>
       <w:pgSz w:w="11906" w:h="16838"/>
       <w:pgMar w:top="1134" w:right="850" w:bottom="1134" w:left="1701" w:header="709" w:footer="227" w:gutter="0"/>
       <w:cols w:space="708"/>
@@ -5780,7 +6193,7 @@
   <w:style w:type="paragraph" w:default="1" w:styleId="a0">
     <w:name w:val="Normal"/>
     <w:qFormat/>
-    <w:rsid w:val="007D5ABB"/>
+    <w:rsid w:val="00DD5D9B"/>
     <w:pPr>
       <w:spacing w:after="0"/>
       <w:ind w:firstLine="720"/>

--- a/1/Отчёт.docx
+++ b/1/Отчёт.docx
@@ -239,9 +239,11 @@
       <w:pPr>
         <w:ind w:left="6480" w:firstLine="0"/>
       </w:pPr>
+      <w:proofErr w:type="spellStart"/>
       <w:r>
         <w:t>Преподователь</w:t>
       </w:r>
+      <w:proofErr w:type="spellEnd"/>
       <w:r>
         <w:t>:</w:t>
       </w:r>
@@ -250,8 +252,13 @@
       <w:pPr>
         <w:ind w:left="6480" w:firstLine="0"/>
       </w:pPr>
-      <w:r>
-        <w:t>Болтак С.В.</w:t>
+      <w:proofErr w:type="spellStart"/>
+      <w:r>
+        <w:t>Болтак</w:t>
+      </w:r>
+      <w:proofErr w:type="spellEnd"/>
+      <w:r>
+        <w:t xml:space="preserve"> С.В.</w:t>
       </w:r>
     </w:p>
     <w:p/>
@@ -587,7 +594,15 @@
         <w:t xml:space="preserve">- </w:t>
       </w:r>
       <w:r>
-        <w:t>«столбцовый метод» улучшенный, текст на английском языке;</w:t>
+        <w:t>«</w:t>
+      </w:r>
+      <w:proofErr w:type="spellStart"/>
+      <w:r>
+        <w:t>столбцовый</w:t>
+      </w:r>
+      <w:proofErr w:type="spellEnd"/>
+      <w:r>
+        <w:t xml:space="preserve"> метод» улучшенный, текст на английском языке;</w:t>
       </w:r>
     </w:p>
     <w:p>
@@ -595,7 +610,15 @@
         <w:t xml:space="preserve">- </w:t>
       </w:r>
       <w:r>
-        <w:t>алгоритм Виженера, самогенерирующийся ключ, текст на русском языке.</w:t>
+        <w:t xml:space="preserve">алгоритм </w:t>
+      </w:r>
+      <w:proofErr w:type="spellStart"/>
+      <w:r>
+        <w:t>Виженера</w:t>
+      </w:r>
+      <w:proofErr w:type="spellEnd"/>
+      <w:r>
+        <w:t>, самогенерирующийся ключ, текст на русском языке.</w:t>
       </w:r>
     </w:p>
     <w:p>
@@ -634,7 +657,15 @@
         </w:rPr>
       </w:pPr>
       <w:r>
-        <w:t>2.1 Столбцовый метод</w:t>
+        <w:t xml:space="preserve">2.1 </w:t>
+      </w:r>
+      <w:proofErr w:type="spellStart"/>
+      <w:r>
+        <w:t>Столбцовый</w:t>
+      </w:r>
+      <w:proofErr w:type="spellEnd"/>
+      <w:r>
+        <w:t xml:space="preserve"> метод</w:t>
       </w:r>
       <w:r>
         <w:t xml:space="preserve"> Улучшенный </w:t>
@@ -1692,7 +1723,15 @@
       </w:pPr>
       <w:r>
         <w:lastRenderedPageBreak/>
-        <w:t xml:space="preserve">Получаем следующий шифротекст </w:t>
+        <w:t xml:space="preserve">Получаем следующий </w:t>
+      </w:r>
+      <w:proofErr w:type="spellStart"/>
+      <w:r>
+        <w:t>шифротекст</w:t>
+      </w:r>
+      <w:proofErr w:type="spellEnd"/>
+      <w:r>
+        <w:t xml:space="preserve"> </w:t>
       </w:r>
       <w:r>
         <w:rPr>
@@ -2270,7 +2309,15 @@
         <w:ind w:firstLine="0"/>
       </w:pPr>
       <w:r>
-        <w:t xml:space="preserve">Получаем следующий шифротекст </w:t>
+        <w:t xml:space="preserve">Получаем следующий </w:t>
+      </w:r>
+      <w:proofErr w:type="spellStart"/>
+      <w:r>
+        <w:t>шифротекст</w:t>
+      </w:r>
+      <w:proofErr w:type="spellEnd"/>
+      <w:r>
+        <w:t xml:space="preserve"> </w:t>
       </w:r>
       <w:r>
         <w:rPr>
@@ -2981,7 +3028,15 @@
         <w:ind w:firstLine="0"/>
       </w:pPr>
       <w:r>
-        <w:t xml:space="preserve">Получаем следующий шифротекст </w:t>
+        <w:t xml:space="preserve">Получаем следующий </w:t>
+      </w:r>
+      <w:proofErr w:type="spellStart"/>
+      <w:r>
+        <w:t>шифротекст</w:t>
+      </w:r>
+      <w:proofErr w:type="spellEnd"/>
+      <w:r>
+        <w:t xml:space="preserve"> </w:t>
       </w:r>
       <w:r>
         <w:rPr>
@@ -3057,7 +3112,15 @@
         <w:ind w:firstLine="0"/>
       </w:pPr>
       <w:r>
-        <w:t xml:space="preserve">Получаем следующий шифротекст </w:t>
+        <w:t xml:space="preserve">Получаем следующий </w:t>
+      </w:r>
+      <w:proofErr w:type="spellStart"/>
+      <w:r>
+        <w:t>шифротекст</w:t>
+      </w:r>
+      <w:proofErr w:type="spellEnd"/>
+      <w:r>
+        <w:t xml:space="preserve"> </w:t>
       </w:r>
       <w:r>
         <w:rPr>
@@ -3143,8 +3206,13 @@
         <w:t>2</w:t>
       </w:r>
       <w:r>
-        <w:t xml:space="preserve"> Алгоритм Виженера</w:t>
-      </w:r>
+        <w:t xml:space="preserve"> Алгоритм </w:t>
+      </w:r>
+      <w:proofErr w:type="spellStart"/>
+      <w:r>
+        <w:t>Виженера</w:t>
+      </w:r>
+      <w:proofErr w:type="spellEnd"/>
       <w:r>
         <w:t xml:space="preserve"> (самогенерирующийся ключ)</w:t>
       </w:r>
@@ -3155,7 +3223,7 @@
           <w:noProof/>
         </w:rPr>
         <w:drawing>
-          <wp:anchor distT="0" distB="0" distL="114300" distR="114300" simplePos="0" relativeHeight="251679744" behindDoc="0" locked="0" layoutInCell="1" allowOverlap="1" wp14:anchorId="7AE18122" wp14:editId="7DB83CF1">
+          <wp:anchor distT="0" distB="0" distL="114300" distR="114300" simplePos="0" relativeHeight="251679744" behindDoc="0" locked="0" layoutInCell="1" allowOverlap="1" wp14:anchorId="7AE18122" wp14:editId="0955FD8F">
             <wp:simplePos x="0" y="0"/>
             <wp:positionH relativeFrom="column">
               <wp:posOffset>522899</wp:posOffset>
@@ -3910,7 +3978,15 @@
         <w:ind w:firstLine="0"/>
       </w:pPr>
       <w:r>
-        <w:t xml:space="preserve">Получаем следующий шифротекст </w:t>
+        <w:t xml:space="preserve">Получаем следующий </w:t>
+      </w:r>
+      <w:proofErr w:type="spellStart"/>
+      <w:r>
+        <w:t>шифротекст</w:t>
+      </w:r>
+      <w:proofErr w:type="spellEnd"/>
+      <w:r>
+        <w:t xml:space="preserve"> </w:t>
       </w:r>
       <w:r>
         <w:rPr>
@@ -4338,7 +4414,15 @@
     <w:p/>
     <w:p>
       <w:r>
-        <w:t xml:space="preserve">Получаем следующий шифротекст </w:t>
+        <w:t xml:space="preserve">Получаем следующий </w:t>
+      </w:r>
+      <w:proofErr w:type="spellStart"/>
+      <w:r>
+        <w:t>шифротекст</w:t>
+      </w:r>
+      <w:proofErr w:type="spellEnd"/>
+      <w:r>
+        <w:t xml:space="preserve"> </w:t>
       </w:r>
       <w:r>
         <w:rPr>
@@ -4640,7 +4724,15 @@
     <w:p/>
     <w:p>
       <w:r>
-        <w:t xml:space="preserve">Получаем следующий шифротекст </w:t>
+        <w:t xml:space="preserve">Получаем следующий </w:t>
+      </w:r>
+      <w:proofErr w:type="spellStart"/>
+      <w:r>
+        <w:t>шифротекст</w:t>
+      </w:r>
+      <w:proofErr w:type="spellEnd"/>
+      <w:r>
+        <w:t xml:space="preserve"> </w:t>
       </w:r>
       <w:r>
         <w:rPr>
@@ -4652,15 +4744,23 @@
         <w:t xml:space="preserve"> = “</w:t>
       </w:r>
       <w:r>
-        <w:t xml:space="preserve"> ХБББ ЯВГ</w:t>
+        <w:t xml:space="preserve"> ХБББ </w:t>
+      </w:r>
+      <w:proofErr w:type="gramStart"/>
+      <w:r>
+        <w:t>ЯВГ</w:t>
       </w:r>
       <w:r>
         <w:t xml:space="preserve"> ”</w:t>
       </w:r>
+      <w:proofErr w:type="gramEnd"/>
     </w:p>
     <w:p/>
     <w:p>
       <w:r>
+        <w:rPr>
+          <w:noProof/>
+        </w:rPr>
         <w:lastRenderedPageBreak/>
         <w:drawing>
           <wp:inline distT="0" distB="0" distL="0" distR="0" wp14:anchorId="0B1A9C60" wp14:editId="6A9B8887">
@@ -4915,46 +5015,22 @@
       </w:r>
       <w:bookmarkEnd w:id="2"/>
     </w:p>
-    <w:p/>
-    <w:p>
-      <w:pPr>
-        <w:ind w:firstLine="0"/>
-      </w:pPr>
-    </w:p>
-    <w:p>
-      <w:pPr>
-        <w:ind w:firstLine="0"/>
-      </w:pPr>
-    </w:p>
-    <w:p>
-      <w:pPr>
-        <w:ind w:firstLine="0"/>
-      </w:pPr>
-    </w:p>
-    <w:p>
-      <w:pPr>
-        <w:ind w:firstLine="0"/>
-      </w:pPr>
-    </w:p>
-    <w:p>
-      <w:pPr>
-        <w:ind w:firstLine="0"/>
-      </w:pPr>
+    <w:p>
       <w:r>
         <w:rPr>
           <w:noProof/>
         </w:rPr>
         <w:drawing>
-          <wp:anchor distT="0" distB="0" distL="114300" distR="114300" simplePos="0" relativeHeight="251680768" behindDoc="1" locked="0" layoutInCell="1" allowOverlap="1" wp14:anchorId="12D4ACCE" wp14:editId="359F8794">
+          <wp:anchor distT="0" distB="0" distL="114300" distR="114300" simplePos="0" relativeHeight="251680768" behindDoc="1" locked="0" layoutInCell="1" allowOverlap="1" wp14:anchorId="12D4ACCE" wp14:editId="654857D7">
             <wp:simplePos x="0" y="0"/>
             <wp:positionH relativeFrom="column">
-              <wp:posOffset>605790</wp:posOffset>
+              <wp:posOffset>462915</wp:posOffset>
             </wp:positionH>
             <wp:positionV relativeFrom="paragraph">
-              <wp:posOffset>-415290</wp:posOffset>
+              <wp:posOffset>109856</wp:posOffset>
             </wp:positionV>
-            <wp:extent cx="4143375" cy="3079518"/>
-            <wp:effectExtent l="0" t="0" r="0" b="6985"/>
+            <wp:extent cx="3383299" cy="2514600"/>
+            <wp:effectExtent l="0" t="0" r="7620" b="0"/>
             <wp:wrapNone/>
             <wp:docPr id="1302172564" name="Рисунок 1"/>
             <wp:cNvGraphicFramePr>
@@ -4982,7 +5058,7 @@
                   <pic:spPr>
                     <a:xfrm>
                       <a:off x="0" y="0"/>
-                      <a:ext cx="4148868" cy="3083601"/>
+                      <a:ext cx="3388801" cy="2518689"/>
                     </a:xfrm>
                     <a:prstGeom prst="rect">
                       <a:avLst/>
@@ -5005,21 +5081,46 @@
       <w:pPr>
         <w:ind w:firstLine="0"/>
       </w:pPr>
+    </w:p>
+    <w:p>
+      <w:pPr>
+        <w:ind w:firstLine="0"/>
+      </w:pPr>
+    </w:p>
+    <w:p>
+      <w:pPr>
+        <w:ind w:firstLine="0"/>
+      </w:pPr>
+    </w:p>
+    <w:p>
+      <w:pPr>
+        <w:ind w:firstLine="0"/>
+      </w:pPr>
+    </w:p>
+    <w:p>
+      <w:pPr>
+        <w:ind w:firstLine="0"/>
+      </w:pPr>
+    </w:p>
+    <w:p>
+      <w:pPr>
+        <w:ind w:firstLine="0"/>
+      </w:pPr>
       <w:r>
         <w:rPr>
           <w:noProof/>
         </w:rPr>
         <w:drawing>
-          <wp:anchor distT="0" distB="0" distL="114300" distR="114300" simplePos="0" relativeHeight="251681792" behindDoc="1" locked="0" layoutInCell="1" allowOverlap="1" wp14:anchorId="170F9ACB" wp14:editId="210942CC">
+          <wp:anchor distT="0" distB="0" distL="114300" distR="114300" simplePos="0" relativeHeight="251681792" behindDoc="1" locked="0" layoutInCell="1" allowOverlap="1" wp14:anchorId="170F9ACB" wp14:editId="23C9A1EE">
             <wp:simplePos x="0" y="0"/>
-            <wp:positionH relativeFrom="column">
-              <wp:posOffset>662939</wp:posOffset>
+            <wp:positionH relativeFrom="page">
+              <wp:posOffset>1476375</wp:posOffset>
             </wp:positionH>
             <wp:positionV relativeFrom="paragraph">
-              <wp:posOffset>2974340</wp:posOffset>
+              <wp:posOffset>1490980</wp:posOffset>
             </wp:positionV>
-            <wp:extent cx="4124325" cy="3073736"/>
-            <wp:effectExtent l="0" t="0" r="0" b="0"/>
+            <wp:extent cx="3591349" cy="2676525"/>
+            <wp:effectExtent l="0" t="0" r="9525" b="0"/>
             <wp:wrapNone/>
             <wp:docPr id="1162043923" name="Рисунок 1"/>
             <wp:cNvGraphicFramePr>
@@ -5047,7 +5148,7 @@
                   <pic:spPr>
                     <a:xfrm>
                       <a:off x="0" y="0"/>
-                      <a:ext cx="4126828" cy="3075601"/>
+                      <a:ext cx="3591349" cy="2676525"/>
                     </a:xfrm>
                     <a:prstGeom prst="rect">
                       <a:avLst/>
